--- a/output/投研舆情晨报_2026-10-28.docx
+++ b/output/投研舆情晨报_2026-10-28.docx
@@ -19,7 +19,7 @@
           <w:color w:val="8A939E"/>
           <w:sz w:val="18"/>
         </w:rPr>
-        <w:t>覆盖 6 家媒体 · 入库 15,462 条 · 去重后 2,225 条 · 识别热点 58 个</w:t>
+        <w:t>覆盖 6 家媒体 · 入库 15,625 条 · 去重后 2,211 条 · 识别热点 51 个</w:t>
       </w:r>
     </w:p>
     <w:p>
@@ -126,69 +126,7 @@
           </w:tcPr>
           <w:p>
             <w:r>
-              <w:t>0.804</w:t>
-            </w:r>
-          </w:p>
-        </w:tc>
-        <w:tc>
-          <w:tcPr>
-            <w:tcW w:type="dxa" w:w="1440"/>
-          </w:tcPr>
-          <w:p>
-            <w:r>
-              <w:t>爆点</w:t>
-            </w:r>
-          </w:p>
-        </w:tc>
-        <w:tc>
-          <w:tcPr>
-            <w:tcW w:type="dxa" w:w="1440"/>
-          </w:tcPr>
-          <w:p>
-            <w:r>
-              <w:t>AI与大模型</w:t>
-            </w:r>
-          </w:p>
-        </w:tc>
-        <w:tc>
-          <w:tcPr>
-            <w:tcW w:type="dxa" w:w="1440"/>
-          </w:tcPr>
-          <w:p>
-            <w:r>
-              <w:t>10月27日隔夜要闻：Anthropic递表 美股收高 油价</w:t>
-            </w:r>
-          </w:p>
-        </w:tc>
-        <w:tc>
-          <w:tcPr>
-            <w:tcW w:type="dxa" w:w="1440"/>
-          </w:tcPr>
-          <w:p>
-            <w:r>
-              <w:t>31/3</w:t>
-            </w:r>
-          </w:p>
-        </w:tc>
-      </w:tr>
-      <w:tr>
-        <w:tc>
-          <w:tcPr>
-            <w:tcW w:type="dxa" w:w="1440"/>
-          </w:tcPr>
-          <w:p>
-            <w:r>
-              <w:t>2</w:t>
-            </w:r>
-          </w:p>
-        </w:tc>
-        <w:tc>
-          <w:tcPr>
-            <w:tcW w:type="dxa" w:w="1440"/>
-          </w:tcPr>
-          <w:p>
-            <w:r>
-              <w:t>0.792</w:t>
+              <w:t>0.778</w:t>
             </w:r>
           </w:p>
         </w:tc>
@@ -228,7 +166,7 @@
           </w:tcPr>
           <w:p>
             <w:r>
-              <w:t>18/4</w:t>
+              <w:t>19/4</w:t>
             </w:r>
           </w:p>
         </w:tc>
@@ -240,7 +178,7 @@
           </w:tcPr>
           <w:p>
             <w:r>
-              <w:t>3</w:t>
+              <w:t>2</w:t>
             </w:r>
           </w:p>
         </w:tc>
@@ -250,7 +188,7 @@
           </w:tcPr>
           <w:p>
             <w:r>
-              <w:t>0.635</w:t>
+              <w:t>0.748</w:t>
             </w:r>
           </w:p>
         </w:tc>
@@ -280,7 +218,7 @@
           </w:tcPr>
           <w:p>
             <w:r>
-              <w:t>台积电先进封装酝酿提价，涨幅最高达20%，科创芯片设计ETF</w:t>
+              <w:t>科技股大幅反弹！AI硬件显著回暖，创业板人工智能ETF华宝（</w:t>
             </w:r>
           </w:p>
         </w:tc>
@@ -290,7 +228,7 @@
           </w:tcPr>
           <w:p>
             <w:r>
-              <w:t>16/2</w:t>
+              <w:t>30/3</w:t>
             </w:r>
           </w:p>
         </w:tc>
@@ -302,7 +240,7 @@
           </w:tcPr>
           <w:p>
             <w:r>
-              <w:t>4</w:t>
+              <w:t>3</w:t>
             </w:r>
           </w:p>
         </w:tc>
@@ -312,69 +250,7 @@
           </w:tcPr>
           <w:p>
             <w:r>
-              <w:t>0.592</w:t>
-            </w:r>
-          </w:p>
-        </w:tc>
-        <w:tc>
-          <w:tcPr>
-            <w:tcW w:type="dxa" w:w="1440"/>
-          </w:tcPr>
-          <w:p>
-            <w:r>
-              <w:t>爆点</w:t>
-            </w:r>
-          </w:p>
-        </w:tc>
-        <w:tc>
-          <w:tcPr>
-            <w:tcW w:type="dxa" w:w="1440"/>
-          </w:tcPr>
-          <w:p>
-            <w:r>
-              <w:t>半导体</w:t>
-            </w:r>
-          </w:p>
-        </w:tc>
-        <w:tc>
-          <w:tcPr>
-            <w:tcW w:type="dxa" w:w="1440"/>
-          </w:tcPr>
-          <w:p>
-            <w:r>
-              <w:t>日经225指数高开0.5%，韩国首尔综指高开3.5%。 SK</w:t>
-            </w:r>
-          </w:p>
-        </w:tc>
-        <w:tc>
-          <w:tcPr>
-            <w:tcW w:type="dxa" w:w="1440"/>
-          </w:tcPr>
-          <w:p>
-            <w:r>
-              <w:t>20/2</w:t>
-            </w:r>
-          </w:p>
-        </w:tc>
-      </w:tr>
-      <w:tr>
-        <w:tc>
-          <w:tcPr>
-            <w:tcW w:type="dxa" w:w="1440"/>
-          </w:tcPr>
-          <w:p>
-            <w:r>
-              <w:t>5</w:t>
-            </w:r>
-          </w:p>
-        </w:tc>
-        <w:tc>
-          <w:tcPr>
-            <w:tcW w:type="dxa" w:w="1440"/>
-          </w:tcPr>
-          <w:p>
-            <w:r>
-              <w:t>0.532</w:t>
+              <w:t>0.643</w:t>
             </w:r>
           </w:p>
         </w:tc>
@@ -414,7 +290,131 @@
           </w:tcPr>
           <w:p>
             <w:r>
-              <w:t>9/3</w:t>
+              <w:t>11/3</w:t>
+            </w:r>
+          </w:p>
+        </w:tc>
+      </w:tr>
+      <w:tr>
+        <w:tc>
+          <w:tcPr>
+            <w:tcW w:type="dxa" w:w="1440"/>
+          </w:tcPr>
+          <w:p>
+            <w:r>
+              <w:t>4</w:t>
+            </w:r>
+          </w:p>
+        </w:tc>
+        <w:tc>
+          <w:tcPr>
+            <w:tcW w:type="dxa" w:w="1440"/>
+          </w:tcPr>
+          <w:p>
+            <w:r>
+              <w:t>0.632</w:t>
+            </w:r>
+          </w:p>
+        </w:tc>
+        <w:tc>
+          <w:tcPr>
+            <w:tcW w:type="dxa" w:w="1440"/>
+          </w:tcPr>
+          <w:p>
+            <w:r>
+              <w:t>爆点</w:t>
+            </w:r>
+          </w:p>
+        </w:tc>
+        <w:tc>
+          <w:tcPr>
+            <w:tcW w:type="dxa" w:w="1440"/>
+          </w:tcPr>
+          <w:p>
+            <w:r>
+              <w:t>半导体</w:t>
+            </w:r>
+          </w:p>
+        </w:tc>
+        <w:tc>
+          <w:tcPr>
+            <w:tcW w:type="dxa" w:w="1440"/>
+          </w:tcPr>
+          <w:p>
+            <w:r>
+              <w:t>10月27日隔夜要闻：Anthropic递表 美股收高 油价</w:t>
+            </w:r>
+          </w:p>
+        </w:tc>
+        <w:tc>
+          <w:tcPr>
+            <w:tcW w:type="dxa" w:w="1440"/>
+          </w:tcPr>
+          <w:p>
+            <w:r>
+              <w:t>46/3</w:t>
+            </w:r>
+          </w:p>
+        </w:tc>
+      </w:tr>
+      <w:tr>
+        <w:tc>
+          <w:tcPr>
+            <w:tcW w:type="dxa" w:w="1440"/>
+          </w:tcPr>
+          <w:p>
+            <w:r>
+              <w:t>5</w:t>
+            </w:r>
+          </w:p>
+        </w:tc>
+        <w:tc>
+          <w:tcPr>
+            <w:tcW w:type="dxa" w:w="1440"/>
+          </w:tcPr>
+          <w:p>
+            <w:r>
+              <w:t>0.612</w:t>
+            </w:r>
+          </w:p>
+        </w:tc>
+        <w:tc>
+          <w:tcPr>
+            <w:tcW w:type="dxa" w:w="1440"/>
+          </w:tcPr>
+          <w:p>
+            <w:r>
+              <w:t>爆点</w:t>
+            </w:r>
+          </w:p>
+        </w:tc>
+        <w:tc>
+          <w:tcPr>
+            <w:tcW w:type="dxa" w:w="1440"/>
+          </w:tcPr>
+          <w:p>
+            <w:r>
+              <w:t>金融市场</w:t>
+            </w:r>
+          </w:p>
+        </w:tc>
+        <w:tc>
+          <w:tcPr>
+            <w:tcW w:type="dxa" w:w="1440"/>
+          </w:tcPr>
+          <w:p>
+            <w:r>
+              <w:t>港股午评：恒指跌0.14% 科指跌0.77% 科网股低迷 应</w:t>
+            </w:r>
+          </w:p>
+        </w:tc>
+        <w:tc>
+          <w:tcPr>
+            <w:tcW w:type="dxa" w:w="1440"/>
+          </w:tcPr>
+          <w:p>
+            <w:r>
+              <w:t>7/3</w:t>
             </w:r>
           </w:p>
         </w:tc>
@@ -436,7 +436,7 @@
           </w:tcPr>
           <w:p>
             <w:r>
-              <w:t>0.520</w:t>
+              <w:t>0.573</w:t>
             </w:r>
           </w:p>
         </w:tc>
@@ -456,7 +456,7 @@
           </w:tcPr>
           <w:p>
             <w:r>
-              <w:t>综合</w:t>
+              <w:t>国际市场</w:t>
             </w:r>
           </w:p>
         </w:tc>
@@ -466,7 +466,7 @@
           </w:tcPr>
           <w:p>
             <w:r>
-              <w:t>易方达、摩根、富国、华泰柏瑞、南方、平安、华夏、汇添富、大成</w:t>
+              <w:t>汇丰第三季度税前利润增长32%仍不及预期，股价跌至20周低点</w:t>
             </w:r>
           </w:p>
         </w:tc>
@@ -476,7 +476,7 @@
           </w:tcPr>
           <w:p>
             <w:r>
-              <w:t>8/2</w:t>
+              <w:t>7/2</w:t>
             </w:r>
           </w:p>
         </w:tc>
@@ -518,7 +518,7 @@
           </w:tcPr>
           <w:p>
             <w:r>
-              <w:t>宏观政策</w:t>
+              <w:t>综合</w:t>
             </w:r>
           </w:p>
         </w:tc>
@@ -528,7 +528,7 @@
           </w:tcPr>
           <w:p>
             <w:r>
-              <w:t>31个省份前三季度GDP全部公布！广东、江苏、山东、浙江、四</w:t>
+              <w:t>美国9月扣除飞机非国防资本耐用品订单环比初值 0.5%，预期</w:t>
             </w:r>
           </w:p>
         </w:tc>
@@ -538,7 +538,7 @@
           </w:tcPr>
           <w:p>
             <w:r>
-              <w:t>8/2</w:t>
+              <w:t>5/2</w:t>
             </w:r>
           </w:p>
         </w:tc>
@@ -560,7 +560,69 @@
           </w:tcPr>
           <w:p>
             <w:r>
-              <w:t>0.509</w:t>
+              <w:t>0.514</w:t>
+            </w:r>
+          </w:p>
+        </w:tc>
+        <w:tc>
+          <w:tcPr>
+            <w:tcW w:type="dxa" w:w="1440"/>
+          </w:tcPr>
+          <w:p>
+            <w:r>
+              <w:t>高热</w:t>
+            </w:r>
+          </w:p>
+        </w:tc>
+        <w:tc>
+          <w:tcPr>
+            <w:tcW w:type="dxa" w:w="1440"/>
+          </w:tcPr>
+          <w:p>
+            <w:r>
+              <w:t>综合</w:t>
+            </w:r>
+          </w:p>
+        </w:tc>
+        <w:tc>
+          <w:tcPr>
+            <w:tcW w:type="dxa" w:w="1440"/>
+          </w:tcPr>
+          <w:p>
+            <w:r>
+              <w:t>在巴西总统选举中落败的自由党候选人弗拉维奥·博索纳罗抵达美国</w:t>
+            </w:r>
+          </w:p>
+        </w:tc>
+        <w:tc>
+          <w:tcPr>
+            <w:tcW w:type="dxa" w:w="1440"/>
+          </w:tcPr>
+          <w:p>
+            <w:r>
+              <w:t>9/3</w:t>
+            </w:r>
+          </w:p>
+        </w:tc>
+      </w:tr>
+      <w:tr>
+        <w:tc>
+          <w:tcPr>
+            <w:tcW w:type="dxa" w:w="1440"/>
+          </w:tcPr>
+          <w:p>
+            <w:r>
+              <w:t>9</w:t>
+            </w:r>
+          </w:p>
+        </w:tc>
+        <w:tc>
+          <w:tcPr>
+            <w:tcW w:type="dxa" w:w="1440"/>
+          </w:tcPr>
+          <w:p>
+            <w:r>
+              <w:t>0.498</w:t>
             </w:r>
           </w:p>
         </w:tc>
@@ -612,7 +674,7 @@
           </w:tcPr>
           <w:p>
             <w:r>
-              <w:t>9</w:t>
+              <w:t>10</w:t>
             </w:r>
           </w:p>
         </w:tc>
@@ -622,7 +684,7 @@
           </w:tcPr>
           <w:p>
             <w:r>
-              <w:t>0.495</w:t>
+              <w:t>0.481</w:t>
             </w:r>
           </w:p>
         </w:tc>
@@ -642,7 +704,7 @@
           </w:tcPr>
           <w:p>
             <w:r>
-              <w:t>国际市场</w:t>
+              <w:t>综合</w:t>
             </w:r>
           </w:p>
         </w:tc>
@@ -652,7 +714,7 @@
           </w:tcPr>
           <w:p>
             <w:r>
-              <w:t>汇丰第三季度税前利润增长32%仍不及预期，股价跌至20周低点</w:t>
+              <w:t>国开行积极发挥主力行作用 优质高效完成国开新型政策性金融工具</w:t>
             </w:r>
           </w:p>
         </w:tc>
@@ -662,69 +724,7 @@
           </w:tcPr>
           <w:p>
             <w:r>
-              <w:t>6/2</w:t>
-            </w:r>
-          </w:p>
-        </w:tc>
-      </w:tr>
-      <w:tr>
-        <w:tc>
-          <w:tcPr>
-            <w:tcW w:type="dxa" w:w="1440"/>
-          </w:tcPr>
-          <w:p>
-            <w:r>
-              <w:t>10</w:t>
-            </w:r>
-          </w:p>
-        </w:tc>
-        <w:tc>
-          <w:tcPr>
-            <w:tcW w:type="dxa" w:w="1440"/>
-          </w:tcPr>
-          <w:p>
-            <w:r>
-              <w:t>0.485</w:t>
-            </w:r>
-          </w:p>
-        </w:tc>
-        <w:tc>
-          <w:tcPr>
-            <w:tcW w:type="dxa" w:w="1440"/>
-          </w:tcPr>
-          <w:p>
-            <w:r>
-              <w:t>高热</w:t>
-            </w:r>
-          </w:p>
-        </w:tc>
-        <w:tc>
-          <w:tcPr>
-            <w:tcW w:type="dxa" w:w="1440"/>
-          </w:tcPr>
-          <w:p>
-            <w:r>
-              <w:t>汽车出行</w:t>
-            </w:r>
-          </w:p>
-        </w:tc>
-        <w:tc>
-          <w:tcPr>
-            <w:tcW w:type="dxa" w:w="1440"/>
-          </w:tcPr>
-          <w:p>
-            <w:r>
-              <w:t>人工智能ETF华富(515980)标的指数盘中冲高涨超2%，</w:t>
-            </w:r>
-          </w:p>
-        </w:tc>
-        <w:tc>
-          <w:tcPr>
-            <w:tcW w:type="dxa" w:w="1440"/>
-          </w:tcPr>
-          <w:p>
-            <w:r>
-              <w:t>5/2</w:t>
+              <w:t>5/3</w:t>
             </w:r>
           </w:p>
         </w:tc>
@@ -746,7 +746,7 @@
         <w:pStyle w:val="Heading2"/>
       </w:pPr>
       <w:r>
-        <w:t>10月27日隔夜要闻：Anthropic递表 美股收高 油价回落 巴西股市暴跌熔断 微软</w:t>
+        <w:t>【中国银河宏观】利润回弹并非反转：内需边际改善，趋势待验证 ——2026年1-9月工业企</w:t>
       </w:r>
     </w:p>
     <w:p>
@@ -755,7 +755,7 @@
           <w:color w:val="8A939E"/>
           <w:sz w:val="18"/>
         </w:rPr>
-        <w:t>热度 0.804（爆点）· 31 篇 / 3 家媒体 · AI与大模型</w:t>
+        <w:t>热度 0.778（爆点）· 19 篇 / 4 家媒体 · 宏观政策</w:t>
       </w:r>
     </w:p>
     <w:p>
@@ -767,81 +767,7 @@
         <w:t>事件概述：</w:t>
       </w:r>
       <w:r>
-        <w:t>「10月27日隔夜要闻：Anthropic递表 美股收高 油价回落 巴西股市暴跌熔断 微软向6万名」由 31 篇报道聚合而成，覆盖 3 家媒体，热度 0.804（爆点），所属板块类目：AI与大模型。</w:t>
-      </w:r>
-    </w:p>
-    <w:p>
-      <w:r>
-        <w:rPr>
-          <w:b/>
-          <w:color w:val="16324F"/>
-        </w:rPr>
-        <w:t>关键信息：</w:t>
-      </w:r>
-      <w:r>
-        <w:t>10月27日隔夜要闻：Anthropic递表 美股收高 油价回落 巴西股市暴跌熔；10月27日外盘头条：巴西股市暴跌 特朗普质疑卢拉胜选 苹果承认少量iPhone；10月28日隔夜要闻：美股三大指数收涨 油价回落 金价反弹 出口民调显示内塔尼亚</w:t>
-      </w:r>
-    </w:p>
-    <w:p>
-      <w:r>
-        <w:rPr>
-          <w:b/>
-          <w:color w:val="16324F"/>
-        </w:rPr>
-        <w:t>市场影响：</w:t>
-      </w:r>
-      <w:r>
-        <w:t>关联板块代码：BK0697。（LLM 不可用，未生成研判，以上为检索与统计事实）</w:t>
-      </w:r>
-    </w:p>
-    <w:p>
-      <w:r>
-        <w:rPr>
-          <w:b/>
-          <w:color w:val="16324F"/>
-        </w:rPr>
-        <w:t>关注要点：</w:t>
-      </w:r>
-      <w:r>
-        <w:t>建议人工复核该事件的后续进展与板块联动。</w:t>
-      </w:r>
-    </w:p>
-    <w:p>
-      <w:r>
-        <w:rPr>
-          <w:color w:val="8A939E"/>
-          <w:sz w:val="17"/>
-        </w:rPr>
-        <w:t>引用：[1]10月27日隔夜要闻：Anthropic递表 美股收 / [2]10月27日外盘头条：巴西股市暴跌 特朗普质疑卢拉胜 / [3]10月28日隔夜要闻：美股三大指数收涨 油价回落 金 / [4]美股三大指数集体高开 巴西在美股上市的公司暴跌</w:t>
-      </w:r>
-    </w:p>
-    <w:p>
-      <w:pPr>
-        <w:pStyle w:val="Heading2"/>
-      </w:pPr>
-      <w:r>
-        <w:t>【中国银河宏观】利润回弹并非反转：内需边际改善，趋势待验证 ——2026年1-9月工业企</w:t>
-      </w:r>
-    </w:p>
-    <w:p>
-      <w:r>
-        <w:rPr>
-          <w:color w:val="8A939E"/>
-          <w:sz w:val="18"/>
-        </w:rPr>
-        <w:t>热度 0.792（爆点）· 18 篇 / 4 家媒体 · 宏观政策</w:t>
-      </w:r>
-    </w:p>
-    <w:p>
-      <w:r>
-        <w:rPr>
-          <w:b/>
-          <w:color w:val="16324F"/>
-        </w:rPr>
-        <w:t>事件概述：</w:t>
-      </w:r>
-      <w:r>
-        <w:t>「【中国银河宏观】利润回弹并非反转：内需边际改善，趋势待验证 ——2026年1-9月工业企业利润分」由 18 篇报道聚合而成，覆盖 4 家媒体，热度 0.792（爆点），所属板块类目：宏观政策。</w:t>
+        <w:t>「【中国银河宏观】利润回弹并非反转：内需边际改善，趋势待验证 ——2026年1-9月工业企业利润分」由 19 篇报道聚合而成，覆盖 4 家媒体，热度 0.778（爆点），所属板块类目：宏观政策。</w:t>
       </w:r>
     </w:p>
     <w:p>
@@ -894,7 +820,7 @@
         <w:pStyle w:val="Heading2"/>
       </w:pPr>
       <w:r>
-        <w:t>台积电先进封装酝酿提价，涨幅最高达20%，科创芯片设计ETF国联安(588780)跟踪指</w:t>
+        <w:t>科技股大幅反弹！AI硬件显著回暖，创业板人工智能ETF华宝（159363）标的指数收涨4</w:t>
       </w:r>
     </w:p>
     <w:p>
@@ -903,7 +829,7 @@
           <w:color w:val="8A939E"/>
           <w:sz w:val="18"/>
         </w:rPr>
-        <w:t>热度 0.635（爆点）· 16 篇 / 2 家媒体 · 半导体</w:t>
+        <w:t>热度 0.748（爆点）· 30 篇 / 3 家媒体 · 半导体</w:t>
       </w:r>
     </w:p>
     <w:p>
@@ -915,7 +841,7 @@
         <w:t>事件概述：</w:t>
       </w:r>
       <w:r>
-        <w:t>「台积电先进封装酝酿提价，涨幅最高达20%，科创芯片设计ETF国联安(588780)跟踪指数高开涨」由 16 篇报道聚合而成，覆盖 2 家媒体，热度 0.635（爆点），所属板块类目：半导体。</w:t>
+        <w:t>「科技股大幅反弹！AI硬件显著回暖，创业板人工智能ETF华宝（159363）标的指数收涨4.81%」由 30 篇报道聚合而成，覆盖 3 家媒体，热度 0.748（爆点），所属板块类目：半导体。</w:t>
       </w:r>
     </w:p>
     <w:p>
@@ -927,7 +853,7 @@
         <w:t>关键信息：</w:t>
       </w:r>
       <w:r>
-        <w:t>台积电先进封装酝酿提价，涨幅最高达20%，科创芯片设计ETF国联安(588780；半导体芯片板块集体走强 科创芯片设计ETF易方达涨2.60%；国产AI芯片份额攀升，存储预计再涨价！科创芯片设计ETF永赢盘中涨超3.5%</w:t>
+        <w:t>科技股大幅反弹！AI硬件显著回暖，创业板人工智能ETF华宝（159363）标的指；人工智能ETF华富(515980)标的指数盘中冲高涨超2%，大厂密集发布Agen；AI硬件股早盘集体回暖 建滔积层板涨近5%长飞光纤光缆涨超3%</w:t>
       </w:r>
     </w:p>
     <w:p>
@@ -939,7 +865,7 @@
         <w:t>市场影响：</w:t>
       </w:r>
       <w:r>
-        <w:t>关联板块代码：BK0459、BK0800、BK1137、BK1127、BK1036。（LLM 不可用，未生成研判，以上为检索与统计事实）</w:t>
+        <w:t>关联板块代码：BK0800、BK0459、BK1137、BK1127、BK1036。（LLM 不可用，未生成研判，以上为检索与统计事实）</w:t>
       </w:r>
     </w:p>
     <w:p>
@@ -960,7 +886,7 @@
           <w:color w:val="8A939E"/>
           <w:sz w:val="17"/>
         </w:rPr>
-        <w:t>引用：[1]台积电先进封装酝酿提价，涨幅最高达20%，科创芯片设 / [2]半导体芯片板块集体走强 科创芯片设计ETF易方达涨2 / [3]国产AI芯片份额攀升，存储预计再涨价！科创芯片设计E / [4]芯片股传来密集利好，科创芯片ETF鹏华涨超2%</w:t>
+        <w:t>引用：[1]科技股大幅反弹！AI硬件显著回暖，创业板人工智能ET / [2]人工智能ETF华富(515980)标的指数盘中冲高涨 / [3]AI硬件股早盘集体回暖 建滔积层板涨近5%长飞光纤光 / [4]创业板指涨超1%，沪指涨0.1%，深成指涨0.71%</w:t>
       </w:r>
     </w:p>
     <w:p>
@@ -968,7 +894,7 @@
         <w:pStyle w:val="Heading2"/>
       </w:pPr>
       <w:r>
-        <w:t>日经225指数高开0.5%，韩国首尔综指高开3.5%。 SK海力士涨逾6%，三星</w:t>
+        <w:t>商品期货开盘，沥青主力合约涨超3%，液化气、甲醇、碳酸锂、丙烯、沪锌涨超1%。烧</w:t>
       </w:r>
     </w:p>
     <w:p>
@@ -977,7 +903,7 @@
           <w:color w:val="8A939E"/>
           <w:sz w:val="18"/>
         </w:rPr>
-        <w:t>热度 0.592（爆点）· 20 篇 / 2 家媒体 · 半导体</w:t>
+        <w:t>热度 0.643（爆点）· 11 篇 / 3 家媒体 · 大宗与能化</w:t>
       </w:r>
     </w:p>
     <w:p>
@@ -989,7 +915,7 @@
         <w:t>事件概述：</w:t>
       </w:r>
       <w:r>
-        <w:t>「日经225指数高开0.5%，韩国首尔综指高开3.5%。 SK海力士涨逾6%，三星」由 20 篇报道聚合而成，覆盖 2 家媒体，热度 0.592（爆点），所属板块类目：半导体。</w:t>
+        <w:t>「商品期货开盘，沥青主力合约涨超3%，液化气、甲醇、碳酸锂、丙烯、沪锌涨超1%。烧」由 11 篇报道聚合而成，覆盖 3 家媒体，热度 0.643（爆点），所属板块类目：大宗与能化。</w:t>
       </w:r>
     </w:p>
     <w:p>
@@ -1001,7 +927,7 @@
         <w:t>关键信息：</w:t>
       </w:r>
       <w:r>
-        <w:t>日经225指数高开0.5%，韩国首尔综指高开3.5%。 SK海力士涨逾6%，三星；日韩股市高开 韩国首尔综指开盘上涨3.5%；韩国首尔综指涨幅扩大至4%。SK海力士涨4%，三星电子涨6%。</w:t>
+        <w:t>商品期货开盘，沥青主力合约涨超3%，液化气、甲醇、碳酸锂、丙烯、沪锌涨超1%。烧；开盘：主力合约跌多涨少 烧碱跌超4%；夜盘期货开盘，沥青涨超3%，乙二醇、燃油、原油涨超2%，塑料、甲醇、短纤、瓶片、</w:t>
       </w:r>
     </w:p>
     <w:p>
@@ -1034,7 +960,7 @@
           <w:color w:val="8A939E"/>
           <w:sz w:val="17"/>
         </w:rPr>
-        <w:t>引用：[1]日经225指数高开0.5%，韩国首尔综指高开3.5% / [2]日韩股市高开 韩国首尔综指开盘上涨3.5% / [3]韩国首尔综指涨幅扩大至4%。SK海力士涨4%，三星电 / [4]韩国首尔综指涨超4%。</w:t>
+        <w:t>引用：[1]商品期货开盘，沥青主力合约涨超3%，液化气、甲醇、碳 / [2]开盘：主力合约跌多涨少 烧碱跌超4% / [3]夜盘期货开盘，沥青涨超3%，乙二醇、燃油、原油涨超2 / [4]国内商品期货夜盘开盘 主力合约多数上涨</w:t>
       </w:r>
     </w:p>
     <w:p>
@@ -1042,7 +968,7 @@
         <w:pStyle w:val="Heading2"/>
       </w:pPr>
       <w:r>
-        <w:t>商品期货开盘，沥青主力合约涨超3%，液化气、甲醇、碳酸锂、丙烯、沪锌涨超1%。烧</w:t>
+        <w:t>10月27日隔夜要闻：Anthropic递表 美股收高 油价回落 巴西股市暴跌熔断 微软</w:t>
       </w:r>
     </w:p>
     <w:p>
@@ -1051,7 +977,7 @@
           <w:color w:val="8A939E"/>
           <w:sz w:val="18"/>
         </w:rPr>
-        <w:t>热度 0.532（爆点）· 9 篇 / 3 家媒体 · 大宗与能化</w:t>
+        <w:t>热度 0.632（爆点）· 46 篇 / 3 家媒体 · 半导体</w:t>
       </w:r>
     </w:p>
     <w:p>
@@ -1063,7 +989,7 @@
         <w:t>事件概述：</w:t>
       </w:r>
       <w:r>
-        <w:t>「商品期货开盘，沥青主力合约涨超3%，液化气、甲醇、碳酸锂、丙烯、沪锌涨超1%。烧」由 9 篇报道聚合而成，覆盖 3 家媒体，热度 0.532（爆点），所属板块类目：大宗与能化。</w:t>
+        <w:t>「10月27日隔夜要闻：Anthropic递表 美股收高 油价回落 巴西股市暴跌熔断 微软向6万名」由 46 篇报道聚合而成，覆盖 3 家媒体，热度 0.632（爆点），所属板块类目：半导体。</w:t>
       </w:r>
     </w:p>
     <w:p>
@@ -1075,7 +1001,7 @@
         <w:t>关键信息：</w:t>
       </w:r>
       <w:r>
-        <w:t>商品期货开盘，沥青主力合约涨超3%，液化气、甲醇、碳酸锂、丙烯、沪锌涨超1%。烧；开盘：主力合约跌多涨少 烧碱跌超4%；收评|国内期货主力合约涨跌不一，沥青涨近7%</w:t>
+        <w:t>10月27日隔夜要闻：Anthropic递表 美股收高 油价回落 巴西股市暴跌熔；10月27日外盘头条：巴西股市暴跌 特朗普质疑卢拉胜选 苹果承认少量iPhone；10月28日隔夜要闻：美股三大指数收涨 油价回落 金价反弹 出口民调显示内塔尼亚</w:t>
       </w:r>
     </w:p>
     <w:p>
@@ -1108,7 +1034,81 @@
           <w:color w:val="8A939E"/>
           <w:sz w:val="17"/>
         </w:rPr>
-        <w:t>引用：[1]商品期货开盘，沥青主力合约涨超3%，液化气、甲醇、碳 / [2]开盘：主力合约跌多涨少 烧碱跌超4% / [3]收评|国内期货主力合约涨跌不一，沥青涨近7% / [4]商品期货开盘，焦煤主力合约涨超3%，焦炭、纯碱、碳酸</w:t>
+        <w:t>引用：[1]10月27日隔夜要闻：Anthropic递表 美股收 / [2]10月27日外盘头条：巴西股市暴跌 特朗普质疑卢拉胜 / [3]10月28日隔夜要闻：美股三大指数收涨 油价回落 金 / [4]10月27日收盘：美股三大股指收高 Anthropi</w:t>
+      </w:r>
+    </w:p>
+    <w:p>
+      <w:pPr>
+        <w:pStyle w:val="Heading2"/>
+      </w:pPr>
+      <w:r>
+        <w:t>港股午评：恒指跌0.14% 科指跌0.77% 科网股低迷 应用软件股活跃 智谱涨超9%</w:t>
+      </w:r>
+    </w:p>
+    <w:p>
+      <w:r>
+        <w:rPr>
+          <w:color w:val="8A939E"/>
+          <w:sz w:val="18"/>
+        </w:rPr>
+        <w:t>热度 0.612（爆点）· 7 篇 / 3 家媒体 · 金融市场</w:t>
+      </w:r>
+    </w:p>
+    <w:p>
+      <w:r>
+        <w:rPr>
+          <w:b/>
+          <w:color w:val="16324F"/>
+        </w:rPr>
+        <w:t>事件概述：</w:t>
+      </w:r>
+      <w:r>
+        <w:t>「港股午评：恒指跌0.14% 科指跌0.77% 科网股低迷 应用软件股活跃 智谱涨超9%」由 7 篇报道聚合而成，覆盖 3 家媒体，热度 0.612（爆点），所属板块类目：金融市场。</w:t>
+      </w:r>
+    </w:p>
+    <w:p>
+      <w:r>
+        <w:rPr>
+          <w:b/>
+          <w:color w:val="16324F"/>
+        </w:rPr>
+        <w:t>关键信息：</w:t>
+      </w:r>
+      <w:r>
+        <w:t>港股午评：恒指跌0.14% 科指跌0.77% 科网股低迷 应用软件股活跃 智谱涨；港股午评：恒指涨0.43% 科指涨1.8% 科网股普涨 存储概念股走强；港股高开高走，恒生科技指数涨幅扩大逾1%</w:t>
+      </w:r>
+    </w:p>
+    <w:p>
+      <w:r>
+        <w:rPr>
+          <w:b/>
+          <w:color w:val="16324F"/>
+        </w:rPr>
+        <w:t>市场影响：</w:t>
+      </w:r>
+      <w:r>
+        <w:t>关联板块代码：BK1652。（LLM 不可用，未生成研判，以上为检索与统计事实）</w:t>
+      </w:r>
+    </w:p>
+    <w:p>
+      <w:r>
+        <w:rPr>
+          <w:b/>
+          <w:color w:val="16324F"/>
+        </w:rPr>
+        <w:t>关注要点：</w:t>
+      </w:r>
+      <w:r>
+        <w:t>建议人工复核该事件的后续进展与板块联动。</w:t>
+      </w:r>
+    </w:p>
+    <w:p>
+      <w:r>
+        <w:rPr>
+          <w:color w:val="8A939E"/>
+          <w:sz w:val="17"/>
+        </w:rPr>
+        <w:t>引用：[1]港股午评：恒指跌0.14% 科指跌0.77% 科网股 / [2]港股午评：恒指涨0.43% 科指涨1.8% 科网股普 / [3]港股高开高走，恒生科技指数涨幅扩大逾1% / [4]恒指高开0.21%，报23260.14点；恒生科技指</w:t>
       </w:r>
     </w:p>
     <w:p>
@@ -1127,7 +1127,7 @@
         <w:pStyle w:val="ListBullet"/>
       </w:pPr>
       <w:r>
-        <w:t>采集：6 家媒体公开接口，累计入库 15,462 条</w:t>
+        <w:t>采集：6 家媒体公开接口，累计入库 15,625 条</w:t>
       </w:r>
     </w:p>
     <w:p>
@@ -1135,7 +1135,7 @@
         <w:pStyle w:val="ListBullet"/>
       </w:pPr>
       <w:r>
-        <w:t>三层去重：2,468 → 2,225 条（精确82/SimHash10/语义151）</w:t>
+        <w:t>三层去重：2,446 → 2,211 条（精确82/SimHash7/语义146）</w:t>
       </w:r>
     </w:p>
     <w:p>
